--- a/files/Section05_JavaScript.docx
+++ b/files/Section05_JavaScript.docx
@@ -50,7 +50,7 @@
         <w:rPr>
           <w:rFonts w:ascii="Times New Roman" w:hAnsi="Times New Roman" w:cs="Times New Roman"/>
         </w:rPr>
-        <w:t>JavaScript is a programming language that runs in the browser. It makes web pages interactive and dynamic — responding to user actions (clicks, typing, scrolling), updating page content without reloading, validating forms, and communicating with servers.</w:t>
+        <w:t>JavaScript is a programming language that runs in the browser. It makes web pages interactive and dynamic  responding to user actions (clicks, typing, scrolling), updating page content without reloading, validating forms, and communicating with servers.</w:t>
       </w:r>
     </w:p>
     <w:p>
@@ -129,7 +129,19 @@
         <w:rPr>
           <w:rFonts w:ascii="Times New Roman" w:hAnsi="Times New Roman" w:cs="Times New Roman"/>
         </w:rPr>
-        <w:t xml:space="preserve"> — block-scoped; can be reassigned (preferred for most variables).</w:t>
+        <w:t xml:space="preserve"> </w:t>
+      </w:r>
+      <w:r>
+        <w:rPr>
+          <w:rFonts w:ascii="Times New Roman" w:hAnsi="Times New Roman" w:cs="Times New Roman"/>
+        </w:rPr>
+        <w:t>:</w:t>
+      </w:r>
+      <w:r>
+        <w:rPr>
+          <w:rFonts w:ascii="Times New Roman" w:hAnsi="Times New Roman" w:cs="Times New Roman"/>
+        </w:rPr>
+        <w:t xml:space="preserve"> block-scoped; can be reassigned (preferred for most variables).</w:t>
       </w:r>
     </w:p>
     <w:p>
@@ -156,7 +168,19 @@
         <w:rPr>
           <w:rFonts w:ascii="Times New Roman" w:hAnsi="Times New Roman" w:cs="Times New Roman"/>
         </w:rPr>
-        <w:t xml:space="preserve"> — block-scoped constant; cannot be reassigned after declaration.</w:t>
+        <w:t xml:space="preserve"> </w:t>
+      </w:r>
+      <w:r>
+        <w:rPr>
+          <w:rFonts w:ascii="Times New Roman" w:hAnsi="Times New Roman" w:cs="Times New Roman"/>
+        </w:rPr>
+        <w:t xml:space="preserve">: </w:t>
+      </w:r>
+      <w:r>
+        <w:rPr>
+          <w:rFonts w:ascii="Times New Roman" w:hAnsi="Times New Roman" w:cs="Times New Roman"/>
+        </w:rPr>
+        <w:t>block-scoped constant; cannot be reassigned after declaration.</w:t>
       </w:r>
     </w:p>
     <w:p>
@@ -183,7 +207,19 @@
         <w:rPr>
           <w:rFonts w:ascii="Times New Roman" w:hAnsi="Times New Roman" w:cs="Times New Roman"/>
         </w:rPr>
-        <w:t xml:space="preserve"> — function-scoped; older style, generally avoided in modern JS.</w:t>
+        <w:t xml:space="preserve"> </w:t>
+      </w:r>
+      <w:r>
+        <w:rPr>
+          <w:rFonts w:ascii="Times New Roman" w:hAnsi="Times New Roman" w:cs="Times New Roman"/>
+        </w:rPr>
+        <w:t>:</w:t>
+      </w:r>
+      <w:r>
+        <w:rPr>
+          <w:rFonts w:ascii="Times New Roman" w:hAnsi="Times New Roman" w:cs="Times New Roman"/>
+        </w:rPr>
+        <w:t xml:space="preserve"> function-scoped; older style, generally avoided in modern JS.</w:t>
       </w:r>
     </w:p>
     <w:p>
@@ -375,25 +411,7 @@
                 <w:sz w:val="18"/>
                 <w:szCs w:val="18"/>
               </w:rPr>
-              <w:t xml:space="preserve">let greeting = `Hello, ${name}! You are ${age} years </w:t>
-            </w:r>
-            <w:proofErr w:type="gramStart"/>
-            <w:r>
-              <w:rPr>
-                <w:rFonts w:ascii="Times New Roman" w:eastAsia="Courier New" w:hAnsi="Times New Roman" w:cs="Times New Roman"/>
-                <w:sz w:val="18"/>
-                <w:szCs w:val="18"/>
-              </w:rPr>
-              <w:t>old.`</w:t>
-            </w:r>
-            <w:proofErr w:type="gramEnd"/>
-            <w:r>
-              <w:rPr>
-                <w:rFonts w:ascii="Times New Roman" w:eastAsia="Courier New" w:hAnsi="Times New Roman" w:cs="Times New Roman"/>
-                <w:sz w:val="18"/>
-                <w:szCs w:val="18"/>
-              </w:rPr>
-              <w:t>;</w:t>
+              <w:t>let greeting = `Hello, ${name}! You are ${age} years old.`;</w:t>
             </w:r>
           </w:p>
           <w:p>
@@ -449,25 +467,7 @@
                 <w:sz w:val="18"/>
                 <w:szCs w:val="18"/>
               </w:rPr>
-              <w:t>console.log(</w:t>
-            </w:r>
-            <w:proofErr w:type="gramStart"/>
-            <w:r>
-              <w:rPr>
-                <w:rFonts w:ascii="Times New Roman" w:eastAsia="Courier New" w:hAnsi="Times New Roman" w:cs="Times New Roman"/>
-                <w:sz w:val="18"/>
-                <w:szCs w:val="18"/>
-              </w:rPr>
-              <w:t>languages[</w:t>
-            </w:r>
-            <w:proofErr w:type="gramEnd"/>
-            <w:r>
-              <w:rPr>
-                <w:rFonts w:ascii="Times New Roman" w:eastAsia="Courier New" w:hAnsi="Times New Roman" w:cs="Times New Roman"/>
-                <w:sz w:val="18"/>
-                <w:szCs w:val="18"/>
-              </w:rPr>
-              <w:t>0]); // Output: "HTML"</w:t>
+              <w:t>console.log(languages[0]); // Output: "HTML"</w:t>
             </w:r>
           </w:p>
           <w:p>
@@ -805,41 +805,13 @@
                 <w:rFonts w:ascii="Times New Roman" w:hAnsi="Times New Roman" w:cs="Times New Roman"/>
               </w:rPr>
             </w:pPr>
-            <w:proofErr w:type="gramStart"/>
-            <w:r>
-              <w:rPr>
-                <w:rFonts w:ascii="Times New Roman" w:eastAsia="Courier New" w:hAnsi="Times New Roman" w:cs="Times New Roman"/>
-                <w:sz w:val="18"/>
-                <w:szCs w:val="18"/>
-              </w:rPr>
-              <w:t>console.log(add(</w:t>
-            </w:r>
-            <w:proofErr w:type="gramEnd"/>
-            <w:r>
-              <w:rPr>
-                <w:rFonts w:ascii="Times New Roman" w:eastAsia="Courier New" w:hAnsi="Times New Roman" w:cs="Times New Roman"/>
-                <w:sz w:val="18"/>
-                <w:szCs w:val="18"/>
-              </w:rPr>
-              <w:t>5, 3)</w:t>
-            </w:r>
-            <w:proofErr w:type="gramStart"/>
-            <w:r>
-              <w:rPr>
-                <w:rFonts w:ascii="Times New Roman" w:eastAsia="Courier New" w:hAnsi="Times New Roman" w:cs="Times New Roman"/>
-                <w:sz w:val="18"/>
-                <w:szCs w:val="18"/>
-              </w:rPr>
-              <w:t xml:space="preserve">);   </w:t>
-            </w:r>
-            <w:proofErr w:type="gramEnd"/>
-            <w:r>
-              <w:rPr>
-                <w:rFonts w:ascii="Times New Roman" w:eastAsia="Courier New" w:hAnsi="Times New Roman" w:cs="Times New Roman"/>
-                <w:sz w:val="18"/>
-                <w:szCs w:val="18"/>
-              </w:rPr>
-              <w:t xml:space="preserve">     // 8</w:t>
+            <w:r>
+              <w:rPr>
+                <w:rFonts w:ascii="Times New Roman" w:eastAsia="Courier New" w:hAnsi="Times New Roman" w:cs="Times New Roman"/>
+                <w:sz w:val="18"/>
+                <w:szCs w:val="18"/>
+              </w:rPr>
+              <w:t>console.log(add(5, 3));        // 8</w:t>
             </w:r>
           </w:p>
         </w:tc>
@@ -937,7 +909,6 @@
               <w:t xml:space="preserve">const heading = </w:t>
             </w:r>
             <w:proofErr w:type="spellStart"/>
-            <w:proofErr w:type="gramStart"/>
             <w:r>
               <w:rPr>
                 <w:rFonts w:ascii="Times New Roman" w:eastAsia="Courier New" w:hAnsi="Times New Roman" w:cs="Times New Roman"/>
@@ -947,7 +918,6 @@
               <w:t>document.getElementById</w:t>
             </w:r>
             <w:proofErr w:type="spellEnd"/>
-            <w:proofErr w:type="gramEnd"/>
             <w:r>
               <w:rPr>
                 <w:rFonts w:ascii="Times New Roman" w:eastAsia="Courier New" w:hAnsi="Times New Roman" w:cs="Times New Roman"/>
@@ -991,7 +961,6 @@
               <w:t xml:space="preserve"> = </w:t>
             </w:r>
             <w:proofErr w:type="spellStart"/>
-            <w:proofErr w:type="gramStart"/>
             <w:r>
               <w:rPr>
                 <w:rFonts w:ascii="Times New Roman" w:eastAsia="Courier New" w:hAnsi="Times New Roman" w:cs="Times New Roman"/>
@@ -1001,23 +970,13 @@
               <w:t>document.querySelectorAll</w:t>
             </w:r>
             <w:proofErr w:type="spellEnd"/>
-            <w:proofErr w:type="gramEnd"/>
-            <w:r>
-              <w:rPr>
-                <w:rFonts w:ascii="Times New Roman" w:eastAsia="Courier New" w:hAnsi="Times New Roman" w:cs="Times New Roman"/>
-                <w:sz w:val="18"/>
-                <w:szCs w:val="18"/>
-              </w:rPr>
-              <w:t>(</w:t>
-            </w:r>
-            <w:proofErr w:type="gramStart"/>
-            <w:r>
-              <w:rPr>
-                <w:rFonts w:ascii="Times New Roman" w:eastAsia="Courier New" w:hAnsi="Times New Roman" w:cs="Times New Roman"/>
-                <w:sz w:val="18"/>
-                <w:szCs w:val="18"/>
-              </w:rPr>
-              <w:t>".</w:t>
+            <w:r>
+              <w:rPr>
+                <w:rFonts w:ascii="Times New Roman" w:eastAsia="Courier New" w:hAnsi="Times New Roman" w:cs="Times New Roman"/>
+                <w:sz w:val="18"/>
+                <w:szCs w:val="18"/>
+              </w:rPr>
+              <w:t>(".</w:t>
             </w:r>
             <w:proofErr w:type="spellStart"/>
             <w:r>
@@ -1029,7 +988,6 @@
               <w:t>btn</w:t>
             </w:r>
             <w:proofErr w:type="spellEnd"/>
-            <w:proofErr w:type="gramEnd"/>
             <w:r>
               <w:rPr>
                 <w:rFonts w:ascii="Times New Roman" w:eastAsia="Courier New" w:hAnsi="Times New Roman" w:cs="Times New Roman"/>
@@ -1071,7 +1029,6 @@
               </w:rPr>
             </w:pPr>
             <w:proofErr w:type="spellStart"/>
-            <w:proofErr w:type="gramStart"/>
             <w:r>
               <w:rPr>
                 <w:rFonts w:ascii="Times New Roman" w:eastAsia="Courier New" w:hAnsi="Times New Roman" w:cs="Times New Roman"/>
@@ -1081,7 +1038,6 @@
               <w:t>heading.innerHTML</w:t>
             </w:r>
             <w:proofErr w:type="spellEnd"/>
-            <w:proofErr w:type="gramEnd"/>
             <w:r>
               <w:rPr>
                 <w:rFonts w:ascii="Times New Roman" w:eastAsia="Courier New" w:hAnsi="Times New Roman" w:cs="Times New Roman"/>
@@ -1099,23 +1055,13 @@
               </w:rPr>
             </w:pPr>
             <w:proofErr w:type="spellStart"/>
-            <w:proofErr w:type="gramStart"/>
-            <w:r>
-              <w:rPr>
-                <w:rFonts w:ascii="Times New Roman" w:eastAsia="Courier New" w:hAnsi="Times New Roman" w:cs="Times New Roman"/>
-                <w:sz w:val="18"/>
-                <w:szCs w:val="18"/>
-              </w:rPr>
-              <w:t>heading.style</w:t>
-            </w:r>
-            <w:proofErr w:type="gramEnd"/>
-            <w:r>
-              <w:rPr>
-                <w:rFonts w:ascii="Times New Roman" w:eastAsia="Courier New" w:hAnsi="Times New Roman" w:cs="Times New Roman"/>
-                <w:sz w:val="18"/>
-                <w:szCs w:val="18"/>
-              </w:rPr>
-              <w:t>.color</w:t>
+            <w:r>
+              <w:rPr>
+                <w:rFonts w:ascii="Times New Roman" w:eastAsia="Courier New" w:hAnsi="Times New Roman" w:cs="Times New Roman"/>
+                <w:sz w:val="18"/>
+                <w:szCs w:val="18"/>
+              </w:rPr>
+              <w:t>heading.style.color</w:t>
             </w:r>
             <w:proofErr w:type="spellEnd"/>
             <w:r>
@@ -1159,7 +1105,6 @@
               </w:rPr>
             </w:pPr>
             <w:proofErr w:type="spellStart"/>
-            <w:proofErr w:type="gramStart"/>
             <w:r>
               <w:rPr>
                 <w:rFonts w:ascii="Times New Roman" w:eastAsia="Courier New" w:hAnsi="Times New Roman" w:cs="Times New Roman"/>
@@ -1169,7 +1114,6 @@
               <w:t>document.getElementById</w:t>
             </w:r>
             <w:proofErr w:type="spellEnd"/>
-            <w:proofErr w:type="gramEnd"/>
             <w:r>
               <w:rPr>
                 <w:rFonts w:ascii="Times New Roman" w:eastAsia="Courier New" w:hAnsi="Times New Roman" w:cs="Times New Roman"/>
@@ -1194,16 +1138,7 @@
                 <w:sz w:val="18"/>
                 <w:szCs w:val="18"/>
               </w:rPr>
-              <w:t>"</w:t>
-            </w:r>
-            <w:proofErr w:type="gramStart"/>
-            <w:r>
-              <w:rPr>
-                <w:rFonts w:ascii="Times New Roman" w:eastAsia="Courier New" w:hAnsi="Times New Roman" w:cs="Times New Roman"/>
-                <w:sz w:val="18"/>
-                <w:szCs w:val="18"/>
-              </w:rPr>
-              <w:t>).</w:t>
+              <w:t>").</w:t>
             </w:r>
             <w:proofErr w:type="spellStart"/>
             <w:r>
@@ -1215,66 +1150,29 @@
               <w:t>addEventListener</w:t>
             </w:r>
             <w:proofErr w:type="spellEnd"/>
-            <w:proofErr w:type="gramEnd"/>
-            <w:r>
-              <w:rPr>
-                <w:rFonts w:ascii="Times New Roman" w:eastAsia="Courier New" w:hAnsi="Times New Roman" w:cs="Times New Roman"/>
-                <w:sz w:val="18"/>
-                <w:szCs w:val="18"/>
-              </w:rPr>
-              <w:t xml:space="preserve">("click", </w:t>
-            </w:r>
-            <w:proofErr w:type="gramStart"/>
-            <w:r>
-              <w:rPr>
-                <w:rFonts w:ascii="Times New Roman" w:eastAsia="Courier New" w:hAnsi="Times New Roman" w:cs="Times New Roman"/>
-                <w:sz w:val="18"/>
-                <w:szCs w:val="18"/>
-              </w:rPr>
-              <w:t>function(</w:t>
-            </w:r>
-            <w:proofErr w:type="gramEnd"/>
-            <w:r>
-              <w:rPr>
-                <w:rFonts w:ascii="Times New Roman" w:eastAsia="Courier New" w:hAnsi="Times New Roman" w:cs="Times New Roman"/>
-                <w:sz w:val="18"/>
-                <w:szCs w:val="18"/>
-              </w:rPr>
-              <w:t>) {</w:t>
-            </w:r>
-          </w:p>
-          <w:p>
-            <w:pPr>
-              <w:spacing w:line="252" w:lineRule="auto"/>
-              <w:rPr>
-                <w:rFonts w:ascii="Times New Roman" w:hAnsi="Times New Roman" w:cs="Times New Roman"/>
-              </w:rPr>
-            </w:pPr>
-            <w:r>
-              <w:rPr>
-                <w:rFonts w:ascii="Times New Roman" w:eastAsia="Courier New" w:hAnsi="Times New Roman" w:cs="Times New Roman"/>
-                <w:sz w:val="18"/>
-                <w:szCs w:val="18"/>
-              </w:rPr>
-              <w:t xml:space="preserve">    </w:t>
-            </w:r>
-            <w:proofErr w:type="gramStart"/>
-            <w:r>
-              <w:rPr>
-                <w:rFonts w:ascii="Times New Roman" w:eastAsia="Courier New" w:hAnsi="Times New Roman" w:cs="Times New Roman"/>
-                <w:sz w:val="18"/>
-                <w:szCs w:val="18"/>
-              </w:rPr>
-              <w:t>alert(</w:t>
-            </w:r>
-            <w:proofErr w:type="gramEnd"/>
-            <w:r>
-              <w:rPr>
-                <w:rFonts w:ascii="Times New Roman" w:eastAsia="Courier New" w:hAnsi="Times New Roman" w:cs="Times New Roman"/>
-                <w:sz w:val="18"/>
-                <w:szCs w:val="18"/>
-              </w:rPr>
-              <w:t>"Button was clicked!");</w:t>
+            <w:r>
+              <w:rPr>
+                <w:rFonts w:ascii="Times New Roman" w:eastAsia="Courier New" w:hAnsi="Times New Roman" w:cs="Times New Roman"/>
+                <w:sz w:val="18"/>
+                <w:szCs w:val="18"/>
+              </w:rPr>
+              <w:t>("click", function() {</w:t>
+            </w:r>
+          </w:p>
+          <w:p>
+            <w:pPr>
+              <w:spacing w:line="252" w:lineRule="auto"/>
+              <w:rPr>
+                <w:rFonts w:ascii="Times New Roman" w:hAnsi="Times New Roman" w:cs="Times New Roman"/>
+              </w:rPr>
+            </w:pPr>
+            <w:r>
+              <w:rPr>
+                <w:rFonts w:ascii="Times New Roman" w:eastAsia="Courier New" w:hAnsi="Times New Roman" w:cs="Times New Roman"/>
+                <w:sz w:val="18"/>
+                <w:szCs w:val="18"/>
+              </w:rPr>
+              <w:t xml:space="preserve">    alert("Button was clicked!");</w:t>
             </w:r>
           </w:p>
           <w:p>
@@ -1317,7 +1215,7 @@
           <w:rFonts w:ascii="Times New Roman" w:hAnsi="Times New Roman" w:cs="Times New Roman"/>
           <w:color w:val="auto"/>
         </w:rPr>
-        <w:t>Demo 1 — Counter (DOM + Events)</w:t>
+        <w:t>Demo 1  Counter (DOM + Events)</w:t>
       </w:r>
     </w:p>
     <w:p>
@@ -1331,21 +1229,7 @@
         <w:rPr>
           <w:rFonts w:ascii="Times New Roman" w:hAnsi="Times New Roman" w:cs="Times New Roman"/>
         </w:rPr>
-        <w:t xml:space="preserve">This demonstrates DOM manipulation and event handling. Three buttons update a counter displayed on screen. The count variable lives in JavaScript memory and the DOM element </w:t>
-      </w:r>
-      <w:proofErr w:type="gramStart"/>
-      <w:r>
-        <w:rPr>
-          <w:rFonts w:ascii="Times New Roman" w:hAnsi="Times New Roman" w:cs="Times New Roman"/>
-        </w:rPr>
-        <w:t>is</w:t>
-      </w:r>
-      <w:proofErr w:type="gramEnd"/>
-      <w:r>
-        <w:rPr>
-          <w:rFonts w:ascii="Times New Roman" w:hAnsi="Times New Roman" w:cs="Times New Roman"/>
-        </w:rPr>
-        <w:t xml:space="preserve"> updated on every click.</w:t>
+        <w:t>This demonstrates DOM manipulation and event handling. Three buttons update a counter displayed on screen. The count variable lives in JavaScript memory and the DOM element is updated on every click.</w:t>
       </w:r>
     </w:p>
     <w:p>
@@ -1407,41 +1291,361 @@
                 <w:sz w:val="18"/>
                 <w:szCs w:val="18"/>
               </w:rPr>
+              <w:t>function increment() {</w:t>
+            </w:r>
+          </w:p>
+          <w:p>
+            <w:pPr>
+              <w:spacing w:line="252" w:lineRule="auto"/>
+              <w:rPr>
+                <w:rFonts w:ascii="Times New Roman" w:hAnsi="Times New Roman" w:cs="Times New Roman"/>
+              </w:rPr>
+            </w:pPr>
+            <w:r>
+              <w:rPr>
+                <w:rFonts w:ascii="Times New Roman" w:eastAsia="Courier New" w:hAnsi="Times New Roman" w:cs="Times New Roman"/>
+                <w:sz w:val="18"/>
+                <w:szCs w:val="18"/>
+              </w:rPr>
+              <w:t xml:space="preserve">    count++;</w:t>
+            </w:r>
+          </w:p>
+          <w:p>
+            <w:pPr>
+              <w:spacing w:line="252" w:lineRule="auto"/>
+              <w:rPr>
+                <w:rFonts w:ascii="Times New Roman" w:hAnsi="Times New Roman" w:cs="Times New Roman"/>
+              </w:rPr>
+            </w:pPr>
+            <w:r>
+              <w:rPr>
+                <w:rFonts w:ascii="Times New Roman" w:eastAsia="Courier New" w:hAnsi="Times New Roman" w:cs="Times New Roman"/>
+                <w:sz w:val="18"/>
+                <w:szCs w:val="18"/>
+              </w:rPr>
+              <w:t xml:space="preserve">    </w:t>
+            </w:r>
+            <w:proofErr w:type="spellStart"/>
+            <w:r>
+              <w:rPr>
+                <w:rFonts w:ascii="Times New Roman" w:eastAsia="Courier New" w:hAnsi="Times New Roman" w:cs="Times New Roman"/>
+                <w:sz w:val="18"/>
+                <w:szCs w:val="18"/>
+              </w:rPr>
+              <w:t>document.getElementById</w:t>
+            </w:r>
+            <w:proofErr w:type="spellEnd"/>
+            <w:r>
+              <w:rPr>
+                <w:rFonts w:ascii="Times New Roman" w:eastAsia="Courier New" w:hAnsi="Times New Roman" w:cs="Times New Roman"/>
+                <w:sz w:val="18"/>
+                <w:szCs w:val="18"/>
+              </w:rPr>
+              <w:t>("count-display").</w:t>
+            </w:r>
+            <w:proofErr w:type="spellStart"/>
+            <w:r>
+              <w:rPr>
+                <w:rFonts w:ascii="Times New Roman" w:eastAsia="Courier New" w:hAnsi="Times New Roman" w:cs="Times New Roman"/>
+                <w:sz w:val="18"/>
+                <w:szCs w:val="18"/>
+              </w:rPr>
+              <w:t>textContent</w:t>
+            </w:r>
+            <w:proofErr w:type="spellEnd"/>
+            <w:r>
+              <w:rPr>
+                <w:rFonts w:ascii="Times New Roman" w:eastAsia="Courier New" w:hAnsi="Times New Roman" w:cs="Times New Roman"/>
+                <w:sz w:val="18"/>
+                <w:szCs w:val="18"/>
+              </w:rPr>
+              <w:t xml:space="preserve"> = count;</w:t>
+            </w:r>
+          </w:p>
+          <w:p>
+            <w:pPr>
+              <w:spacing w:line="252" w:lineRule="auto"/>
+              <w:rPr>
+                <w:rFonts w:ascii="Times New Roman" w:hAnsi="Times New Roman" w:cs="Times New Roman"/>
+              </w:rPr>
+            </w:pPr>
+            <w:r>
+              <w:rPr>
+                <w:rFonts w:ascii="Times New Roman" w:eastAsia="Courier New" w:hAnsi="Times New Roman" w:cs="Times New Roman"/>
+                <w:sz w:val="18"/>
+                <w:szCs w:val="18"/>
+              </w:rPr>
+              <w:t xml:space="preserve">    </w:t>
+            </w:r>
+            <w:proofErr w:type="spellStart"/>
+            <w:r>
+              <w:rPr>
+                <w:rFonts w:ascii="Times New Roman" w:eastAsia="Courier New" w:hAnsi="Times New Roman" w:cs="Times New Roman"/>
+                <w:sz w:val="18"/>
+                <w:szCs w:val="18"/>
+              </w:rPr>
+              <w:t>document.getElementById</w:t>
+            </w:r>
+            <w:proofErr w:type="spellEnd"/>
+            <w:r>
+              <w:rPr>
+                <w:rFonts w:ascii="Times New Roman" w:eastAsia="Courier New" w:hAnsi="Times New Roman" w:cs="Times New Roman"/>
+                <w:sz w:val="18"/>
+                <w:szCs w:val="18"/>
+              </w:rPr>
+              <w:t>("count-msg").</w:t>
+            </w:r>
+            <w:proofErr w:type="spellStart"/>
+            <w:r>
+              <w:rPr>
+                <w:rFonts w:ascii="Times New Roman" w:eastAsia="Courier New" w:hAnsi="Times New Roman" w:cs="Times New Roman"/>
+                <w:sz w:val="18"/>
+                <w:szCs w:val="18"/>
+              </w:rPr>
+              <w:t>textContent</w:t>
+            </w:r>
+            <w:proofErr w:type="spellEnd"/>
+            <w:r>
+              <w:rPr>
+                <w:rFonts w:ascii="Times New Roman" w:eastAsia="Courier New" w:hAnsi="Times New Roman" w:cs="Times New Roman"/>
+                <w:sz w:val="18"/>
+                <w:szCs w:val="18"/>
+              </w:rPr>
+              <w:t xml:space="preserve"> = "Incremented to " + count;</w:t>
+            </w:r>
+          </w:p>
+          <w:p>
+            <w:pPr>
+              <w:spacing w:line="252" w:lineRule="auto"/>
+              <w:rPr>
+                <w:rFonts w:ascii="Times New Roman" w:hAnsi="Times New Roman" w:cs="Times New Roman"/>
+              </w:rPr>
+            </w:pPr>
+            <w:r>
+              <w:rPr>
+                <w:rFonts w:ascii="Times New Roman" w:eastAsia="Courier New" w:hAnsi="Times New Roman" w:cs="Times New Roman"/>
+                <w:sz w:val="18"/>
+                <w:szCs w:val="18"/>
+              </w:rPr>
+              <w:t>}</w:t>
+            </w:r>
+          </w:p>
+          <w:p>
+            <w:pPr>
+              <w:spacing w:line="252" w:lineRule="auto"/>
+              <w:rPr>
+                <w:rFonts w:ascii="Times New Roman" w:hAnsi="Times New Roman" w:cs="Times New Roman"/>
+              </w:rPr>
+            </w:pPr>
+          </w:p>
+          <w:p>
+            <w:pPr>
+              <w:spacing w:line="252" w:lineRule="auto"/>
+              <w:rPr>
+                <w:rFonts w:ascii="Times New Roman" w:hAnsi="Times New Roman" w:cs="Times New Roman"/>
+              </w:rPr>
+            </w:pPr>
+            <w:r>
+              <w:rPr>
+                <w:rFonts w:ascii="Times New Roman" w:eastAsia="Courier New" w:hAnsi="Times New Roman" w:cs="Times New Roman"/>
+                <w:sz w:val="18"/>
+                <w:szCs w:val="18"/>
+              </w:rPr>
+              <w:t>function decrement() {</w:t>
+            </w:r>
+          </w:p>
+          <w:p>
+            <w:pPr>
+              <w:spacing w:line="252" w:lineRule="auto"/>
+              <w:rPr>
+                <w:rFonts w:ascii="Times New Roman" w:hAnsi="Times New Roman" w:cs="Times New Roman"/>
+              </w:rPr>
+            </w:pPr>
+            <w:r>
+              <w:rPr>
+                <w:rFonts w:ascii="Times New Roman" w:eastAsia="Courier New" w:hAnsi="Times New Roman" w:cs="Times New Roman"/>
+                <w:sz w:val="18"/>
+                <w:szCs w:val="18"/>
+              </w:rPr>
+              <w:t xml:space="preserve">    count--;</w:t>
+            </w:r>
+          </w:p>
+          <w:p>
+            <w:pPr>
+              <w:spacing w:line="252" w:lineRule="auto"/>
+              <w:rPr>
+                <w:rFonts w:ascii="Times New Roman" w:hAnsi="Times New Roman" w:cs="Times New Roman"/>
+              </w:rPr>
+            </w:pPr>
+            <w:r>
+              <w:rPr>
+                <w:rFonts w:ascii="Times New Roman" w:eastAsia="Courier New" w:hAnsi="Times New Roman" w:cs="Times New Roman"/>
+                <w:sz w:val="18"/>
+                <w:szCs w:val="18"/>
+              </w:rPr>
+              <w:t xml:space="preserve">    </w:t>
+            </w:r>
+            <w:proofErr w:type="spellStart"/>
+            <w:r>
+              <w:rPr>
+                <w:rFonts w:ascii="Times New Roman" w:eastAsia="Courier New" w:hAnsi="Times New Roman" w:cs="Times New Roman"/>
+                <w:sz w:val="18"/>
+                <w:szCs w:val="18"/>
+              </w:rPr>
+              <w:t>document.getElementById</w:t>
+            </w:r>
+            <w:proofErr w:type="spellEnd"/>
+            <w:r>
+              <w:rPr>
+                <w:rFonts w:ascii="Times New Roman" w:eastAsia="Courier New" w:hAnsi="Times New Roman" w:cs="Times New Roman"/>
+                <w:sz w:val="18"/>
+                <w:szCs w:val="18"/>
+              </w:rPr>
+              <w:t>("count-display").</w:t>
+            </w:r>
+            <w:proofErr w:type="spellStart"/>
+            <w:r>
+              <w:rPr>
+                <w:rFonts w:ascii="Times New Roman" w:eastAsia="Courier New" w:hAnsi="Times New Roman" w:cs="Times New Roman"/>
+                <w:sz w:val="18"/>
+                <w:szCs w:val="18"/>
+              </w:rPr>
+              <w:t>textContent</w:t>
+            </w:r>
+            <w:proofErr w:type="spellEnd"/>
+            <w:r>
+              <w:rPr>
+                <w:rFonts w:ascii="Times New Roman" w:eastAsia="Courier New" w:hAnsi="Times New Roman" w:cs="Times New Roman"/>
+                <w:sz w:val="18"/>
+                <w:szCs w:val="18"/>
+              </w:rPr>
+              <w:t xml:space="preserve"> = count;</w:t>
+            </w:r>
+          </w:p>
+          <w:p>
+            <w:pPr>
+              <w:spacing w:line="252" w:lineRule="auto"/>
+              <w:rPr>
+                <w:rFonts w:ascii="Times New Roman" w:hAnsi="Times New Roman" w:cs="Times New Roman"/>
+              </w:rPr>
+            </w:pPr>
+            <w:r>
+              <w:rPr>
+                <w:rFonts w:ascii="Times New Roman" w:eastAsia="Courier New" w:hAnsi="Times New Roman" w:cs="Times New Roman"/>
+                <w:sz w:val="18"/>
+                <w:szCs w:val="18"/>
+              </w:rPr>
+              <w:t xml:space="preserve">    </w:t>
+            </w:r>
+            <w:proofErr w:type="spellStart"/>
+            <w:r>
+              <w:rPr>
+                <w:rFonts w:ascii="Times New Roman" w:eastAsia="Courier New" w:hAnsi="Times New Roman" w:cs="Times New Roman"/>
+                <w:sz w:val="18"/>
+                <w:szCs w:val="18"/>
+              </w:rPr>
+              <w:t>document.getElementById</w:t>
+            </w:r>
+            <w:proofErr w:type="spellEnd"/>
+            <w:r>
+              <w:rPr>
+                <w:rFonts w:ascii="Times New Roman" w:eastAsia="Courier New" w:hAnsi="Times New Roman" w:cs="Times New Roman"/>
+                <w:sz w:val="18"/>
+                <w:szCs w:val="18"/>
+              </w:rPr>
+              <w:t>("count-msg").</w:t>
+            </w:r>
+            <w:proofErr w:type="spellStart"/>
+            <w:r>
+              <w:rPr>
+                <w:rFonts w:ascii="Times New Roman" w:eastAsia="Courier New" w:hAnsi="Times New Roman" w:cs="Times New Roman"/>
+                <w:sz w:val="18"/>
+                <w:szCs w:val="18"/>
+              </w:rPr>
+              <w:t>textContent</w:t>
+            </w:r>
+            <w:proofErr w:type="spellEnd"/>
+            <w:r>
+              <w:rPr>
+                <w:rFonts w:ascii="Times New Roman" w:eastAsia="Courier New" w:hAnsi="Times New Roman" w:cs="Times New Roman"/>
+                <w:sz w:val="18"/>
+                <w:szCs w:val="18"/>
+              </w:rPr>
+              <w:t xml:space="preserve"> = "Decremented to " + count;</w:t>
+            </w:r>
+          </w:p>
+          <w:p>
+            <w:pPr>
+              <w:spacing w:line="252" w:lineRule="auto"/>
+              <w:rPr>
+                <w:rFonts w:ascii="Times New Roman" w:hAnsi="Times New Roman" w:cs="Times New Roman"/>
+              </w:rPr>
+            </w:pPr>
+            <w:r>
+              <w:rPr>
+                <w:rFonts w:ascii="Times New Roman" w:eastAsia="Courier New" w:hAnsi="Times New Roman" w:cs="Times New Roman"/>
+                <w:sz w:val="18"/>
+                <w:szCs w:val="18"/>
+              </w:rPr>
+              <w:t>}</w:t>
+            </w:r>
+          </w:p>
+          <w:p>
+            <w:pPr>
+              <w:spacing w:line="252" w:lineRule="auto"/>
+              <w:rPr>
+                <w:rFonts w:ascii="Times New Roman" w:hAnsi="Times New Roman" w:cs="Times New Roman"/>
+              </w:rPr>
+            </w:pPr>
+          </w:p>
+          <w:p>
+            <w:pPr>
+              <w:spacing w:line="252" w:lineRule="auto"/>
+              <w:rPr>
+                <w:rFonts w:ascii="Times New Roman" w:hAnsi="Times New Roman" w:cs="Times New Roman"/>
+              </w:rPr>
+            </w:pPr>
+            <w:r>
+              <w:rPr>
+                <w:rFonts w:ascii="Times New Roman" w:eastAsia="Courier New" w:hAnsi="Times New Roman" w:cs="Times New Roman"/>
+                <w:sz w:val="18"/>
+                <w:szCs w:val="18"/>
+              </w:rPr>
               <w:t xml:space="preserve">function </w:t>
             </w:r>
-            <w:proofErr w:type="gramStart"/>
-            <w:r>
-              <w:rPr>
-                <w:rFonts w:ascii="Times New Roman" w:eastAsia="Courier New" w:hAnsi="Times New Roman" w:cs="Times New Roman"/>
-                <w:sz w:val="18"/>
-                <w:szCs w:val="18"/>
-              </w:rPr>
-              <w:t>increment(</w:t>
-            </w:r>
-            <w:proofErr w:type="gramEnd"/>
-            <w:r>
-              <w:rPr>
-                <w:rFonts w:ascii="Times New Roman" w:eastAsia="Courier New" w:hAnsi="Times New Roman" w:cs="Times New Roman"/>
-                <w:sz w:val="18"/>
-                <w:szCs w:val="18"/>
-              </w:rPr>
-              <w:t>) {</w:t>
-            </w:r>
-          </w:p>
-          <w:p>
-            <w:pPr>
-              <w:spacing w:line="252" w:lineRule="auto"/>
-              <w:rPr>
-                <w:rFonts w:ascii="Times New Roman" w:hAnsi="Times New Roman" w:cs="Times New Roman"/>
-              </w:rPr>
-            </w:pPr>
-            <w:r>
-              <w:rPr>
-                <w:rFonts w:ascii="Times New Roman" w:eastAsia="Courier New" w:hAnsi="Times New Roman" w:cs="Times New Roman"/>
-                <w:sz w:val="18"/>
-                <w:szCs w:val="18"/>
-              </w:rPr>
-              <w:t xml:space="preserve">    count++;</w:t>
+            <w:proofErr w:type="spellStart"/>
+            <w:r>
+              <w:rPr>
+                <w:rFonts w:ascii="Times New Roman" w:eastAsia="Courier New" w:hAnsi="Times New Roman" w:cs="Times New Roman"/>
+                <w:sz w:val="18"/>
+                <w:szCs w:val="18"/>
+              </w:rPr>
+              <w:t>resetCount</w:t>
+            </w:r>
+            <w:proofErr w:type="spellEnd"/>
+            <w:r>
+              <w:rPr>
+                <w:rFonts w:ascii="Times New Roman" w:eastAsia="Courier New" w:hAnsi="Times New Roman" w:cs="Times New Roman"/>
+                <w:sz w:val="18"/>
+                <w:szCs w:val="18"/>
+              </w:rPr>
+              <w:t>() {</w:t>
+            </w:r>
+          </w:p>
+          <w:p>
+            <w:pPr>
+              <w:spacing w:line="252" w:lineRule="auto"/>
+              <w:rPr>
+                <w:rFonts w:ascii="Times New Roman" w:hAnsi="Times New Roman" w:cs="Times New Roman"/>
+              </w:rPr>
+            </w:pPr>
+            <w:r>
+              <w:rPr>
+                <w:rFonts w:ascii="Times New Roman" w:eastAsia="Courier New" w:hAnsi="Times New Roman" w:cs="Times New Roman"/>
+                <w:sz w:val="18"/>
+                <w:szCs w:val="18"/>
+              </w:rPr>
+              <w:t xml:space="preserve">    count = 0;</w:t>
             </w:r>
           </w:p>
           <w:p>
@@ -1460,7 +1664,6 @@
               <w:t xml:space="preserve">    </w:t>
             </w:r>
             <w:proofErr w:type="spellStart"/>
-            <w:proofErr w:type="gramStart"/>
             <w:r>
               <w:rPr>
                 <w:rFonts w:ascii="Times New Roman" w:eastAsia="Courier New" w:hAnsi="Times New Roman" w:cs="Times New Roman"/>
@@ -1470,23 +1673,13 @@
               <w:t>document.getElementById</w:t>
             </w:r>
             <w:proofErr w:type="spellEnd"/>
-            <w:proofErr w:type="gramEnd"/>
-            <w:r>
-              <w:rPr>
-                <w:rFonts w:ascii="Times New Roman" w:eastAsia="Courier New" w:hAnsi="Times New Roman" w:cs="Times New Roman"/>
-                <w:sz w:val="18"/>
-                <w:szCs w:val="18"/>
-              </w:rPr>
-              <w:t>("count-display"</w:t>
-            </w:r>
-            <w:proofErr w:type="gramStart"/>
-            <w:r>
-              <w:rPr>
-                <w:rFonts w:ascii="Times New Roman" w:eastAsia="Courier New" w:hAnsi="Times New Roman" w:cs="Times New Roman"/>
-                <w:sz w:val="18"/>
-                <w:szCs w:val="18"/>
-              </w:rPr>
-              <w:t>).</w:t>
+            <w:r>
+              <w:rPr>
+                <w:rFonts w:ascii="Times New Roman" w:eastAsia="Courier New" w:hAnsi="Times New Roman" w:cs="Times New Roman"/>
+                <w:sz w:val="18"/>
+                <w:szCs w:val="18"/>
+              </w:rPr>
+              <w:t>("count-display").</w:t>
             </w:r>
             <w:proofErr w:type="spellStart"/>
             <w:r>
@@ -1498,7 +1691,6 @@
               <w:t>textContent</w:t>
             </w:r>
             <w:proofErr w:type="spellEnd"/>
-            <w:proofErr w:type="gramEnd"/>
             <w:r>
               <w:rPr>
                 <w:rFonts w:ascii="Times New Roman" w:eastAsia="Courier New" w:hAnsi="Times New Roman" w:cs="Times New Roman"/>
@@ -1524,7 +1716,6 @@
               <w:t xml:space="preserve">    </w:t>
             </w:r>
             <w:proofErr w:type="spellStart"/>
-            <w:proofErr w:type="gramStart"/>
             <w:r>
               <w:rPr>
                 <w:rFonts w:ascii="Times New Roman" w:eastAsia="Courier New" w:hAnsi="Times New Roman" w:cs="Times New Roman"/>
@@ -1534,23 +1725,13 @@
               <w:t>document.getElementById</w:t>
             </w:r>
             <w:proofErr w:type="spellEnd"/>
-            <w:proofErr w:type="gramEnd"/>
-            <w:r>
-              <w:rPr>
-                <w:rFonts w:ascii="Times New Roman" w:eastAsia="Courier New" w:hAnsi="Times New Roman" w:cs="Times New Roman"/>
-                <w:sz w:val="18"/>
-                <w:szCs w:val="18"/>
-              </w:rPr>
-              <w:t>("count-msg"</w:t>
-            </w:r>
-            <w:proofErr w:type="gramStart"/>
-            <w:r>
-              <w:rPr>
-                <w:rFonts w:ascii="Times New Roman" w:eastAsia="Courier New" w:hAnsi="Times New Roman" w:cs="Times New Roman"/>
-                <w:sz w:val="18"/>
-                <w:szCs w:val="18"/>
-              </w:rPr>
-              <w:t>).</w:t>
+            <w:r>
+              <w:rPr>
+                <w:rFonts w:ascii="Times New Roman" w:eastAsia="Courier New" w:hAnsi="Times New Roman" w:cs="Times New Roman"/>
+                <w:sz w:val="18"/>
+                <w:szCs w:val="18"/>
+              </w:rPr>
+              <w:t>("count-msg").</w:t>
             </w:r>
             <w:proofErr w:type="spellStart"/>
             <w:r>
@@ -1562,421 +1743,6 @@
               <w:t>textContent</w:t>
             </w:r>
             <w:proofErr w:type="spellEnd"/>
-            <w:proofErr w:type="gramEnd"/>
-            <w:r>
-              <w:rPr>
-                <w:rFonts w:ascii="Times New Roman" w:eastAsia="Courier New" w:hAnsi="Times New Roman" w:cs="Times New Roman"/>
-                <w:sz w:val="18"/>
-                <w:szCs w:val="18"/>
-              </w:rPr>
-              <w:t xml:space="preserve"> = "Incremented to " + count;</w:t>
-            </w:r>
-          </w:p>
-          <w:p>
-            <w:pPr>
-              <w:spacing w:line="252" w:lineRule="auto"/>
-              <w:rPr>
-                <w:rFonts w:ascii="Times New Roman" w:hAnsi="Times New Roman" w:cs="Times New Roman"/>
-              </w:rPr>
-            </w:pPr>
-            <w:r>
-              <w:rPr>
-                <w:rFonts w:ascii="Times New Roman" w:eastAsia="Courier New" w:hAnsi="Times New Roman" w:cs="Times New Roman"/>
-                <w:sz w:val="18"/>
-                <w:szCs w:val="18"/>
-              </w:rPr>
-              <w:t>}</w:t>
-            </w:r>
-          </w:p>
-          <w:p>
-            <w:pPr>
-              <w:spacing w:line="252" w:lineRule="auto"/>
-              <w:rPr>
-                <w:rFonts w:ascii="Times New Roman" w:hAnsi="Times New Roman" w:cs="Times New Roman"/>
-              </w:rPr>
-            </w:pPr>
-          </w:p>
-          <w:p>
-            <w:pPr>
-              <w:spacing w:line="252" w:lineRule="auto"/>
-              <w:rPr>
-                <w:rFonts w:ascii="Times New Roman" w:hAnsi="Times New Roman" w:cs="Times New Roman"/>
-              </w:rPr>
-            </w:pPr>
-            <w:r>
-              <w:rPr>
-                <w:rFonts w:ascii="Times New Roman" w:eastAsia="Courier New" w:hAnsi="Times New Roman" w:cs="Times New Roman"/>
-                <w:sz w:val="18"/>
-                <w:szCs w:val="18"/>
-              </w:rPr>
-              <w:t xml:space="preserve">function </w:t>
-            </w:r>
-            <w:proofErr w:type="gramStart"/>
-            <w:r>
-              <w:rPr>
-                <w:rFonts w:ascii="Times New Roman" w:eastAsia="Courier New" w:hAnsi="Times New Roman" w:cs="Times New Roman"/>
-                <w:sz w:val="18"/>
-                <w:szCs w:val="18"/>
-              </w:rPr>
-              <w:t>decrement(</w:t>
-            </w:r>
-            <w:proofErr w:type="gramEnd"/>
-            <w:r>
-              <w:rPr>
-                <w:rFonts w:ascii="Times New Roman" w:eastAsia="Courier New" w:hAnsi="Times New Roman" w:cs="Times New Roman"/>
-                <w:sz w:val="18"/>
-                <w:szCs w:val="18"/>
-              </w:rPr>
-              <w:t>) {</w:t>
-            </w:r>
-          </w:p>
-          <w:p>
-            <w:pPr>
-              <w:spacing w:line="252" w:lineRule="auto"/>
-              <w:rPr>
-                <w:rFonts w:ascii="Times New Roman" w:hAnsi="Times New Roman" w:cs="Times New Roman"/>
-              </w:rPr>
-            </w:pPr>
-            <w:r>
-              <w:rPr>
-                <w:rFonts w:ascii="Times New Roman" w:eastAsia="Courier New" w:hAnsi="Times New Roman" w:cs="Times New Roman"/>
-                <w:sz w:val="18"/>
-                <w:szCs w:val="18"/>
-              </w:rPr>
-              <w:t xml:space="preserve">    count--;</w:t>
-            </w:r>
-          </w:p>
-          <w:p>
-            <w:pPr>
-              <w:spacing w:line="252" w:lineRule="auto"/>
-              <w:rPr>
-                <w:rFonts w:ascii="Times New Roman" w:hAnsi="Times New Roman" w:cs="Times New Roman"/>
-              </w:rPr>
-            </w:pPr>
-            <w:r>
-              <w:rPr>
-                <w:rFonts w:ascii="Times New Roman" w:eastAsia="Courier New" w:hAnsi="Times New Roman" w:cs="Times New Roman"/>
-                <w:sz w:val="18"/>
-                <w:szCs w:val="18"/>
-              </w:rPr>
-              <w:t xml:space="preserve">    </w:t>
-            </w:r>
-            <w:proofErr w:type="spellStart"/>
-            <w:proofErr w:type="gramStart"/>
-            <w:r>
-              <w:rPr>
-                <w:rFonts w:ascii="Times New Roman" w:eastAsia="Courier New" w:hAnsi="Times New Roman" w:cs="Times New Roman"/>
-                <w:sz w:val="18"/>
-                <w:szCs w:val="18"/>
-              </w:rPr>
-              <w:t>document.getElementById</w:t>
-            </w:r>
-            <w:proofErr w:type="spellEnd"/>
-            <w:proofErr w:type="gramEnd"/>
-            <w:r>
-              <w:rPr>
-                <w:rFonts w:ascii="Times New Roman" w:eastAsia="Courier New" w:hAnsi="Times New Roman" w:cs="Times New Roman"/>
-                <w:sz w:val="18"/>
-                <w:szCs w:val="18"/>
-              </w:rPr>
-              <w:t>("count-display"</w:t>
-            </w:r>
-            <w:proofErr w:type="gramStart"/>
-            <w:r>
-              <w:rPr>
-                <w:rFonts w:ascii="Times New Roman" w:eastAsia="Courier New" w:hAnsi="Times New Roman" w:cs="Times New Roman"/>
-                <w:sz w:val="18"/>
-                <w:szCs w:val="18"/>
-              </w:rPr>
-              <w:t>).</w:t>
-            </w:r>
-            <w:proofErr w:type="spellStart"/>
-            <w:r>
-              <w:rPr>
-                <w:rFonts w:ascii="Times New Roman" w:eastAsia="Courier New" w:hAnsi="Times New Roman" w:cs="Times New Roman"/>
-                <w:sz w:val="18"/>
-                <w:szCs w:val="18"/>
-              </w:rPr>
-              <w:t>textContent</w:t>
-            </w:r>
-            <w:proofErr w:type="spellEnd"/>
-            <w:proofErr w:type="gramEnd"/>
-            <w:r>
-              <w:rPr>
-                <w:rFonts w:ascii="Times New Roman" w:eastAsia="Courier New" w:hAnsi="Times New Roman" w:cs="Times New Roman"/>
-                <w:sz w:val="18"/>
-                <w:szCs w:val="18"/>
-              </w:rPr>
-              <w:t xml:space="preserve"> = count;</w:t>
-            </w:r>
-          </w:p>
-          <w:p>
-            <w:pPr>
-              <w:spacing w:line="252" w:lineRule="auto"/>
-              <w:rPr>
-                <w:rFonts w:ascii="Times New Roman" w:hAnsi="Times New Roman" w:cs="Times New Roman"/>
-              </w:rPr>
-            </w:pPr>
-            <w:r>
-              <w:rPr>
-                <w:rFonts w:ascii="Times New Roman" w:eastAsia="Courier New" w:hAnsi="Times New Roman" w:cs="Times New Roman"/>
-                <w:sz w:val="18"/>
-                <w:szCs w:val="18"/>
-              </w:rPr>
-              <w:t xml:space="preserve">    </w:t>
-            </w:r>
-            <w:proofErr w:type="spellStart"/>
-            <w:proofErr w:type="gramStart"/>
-            <w:r>
-              <w:rPr>
-                <w:rFonts w:ascii="Times New Roman" w:eastAsia="Courier New" w:hAnsi="Times New Roman" w:cs="Times New Roman"/>
-                <w:sz w:val="18"/>
-                <w:szCs w:val="18"/>
-              </w:rPr>
-              <w:t>document.getElementById</w:t>
-            </w:r>
-            <w:proofErr w:type="spellEnd"/>
-            <w:proofErr w:type="gramEnd"/>
-            <w:r>
-              <w:rPr>
-                <w:rFonts w:ascii="Times New Roman" w:eastAsia="Courier New" w:hAnsi="Times New Roman" w:cs="Times New Roman"/>
-                <w:sz w:val="18"/>
-                <w:szCs w:val="18"/>
-              </w:rPr>
-              <w:t>("count-msg"</w:t>
-            </w:r>
-            <w:proofErr w:type="gramStart"/>
-            <w:r>
-              <w:rPr>
-                <w:rFonts w:ascii="Times New Roman" w:eastAsia="Courier New" w:hAnsi="Times New Roman" w:cs="Times New Roman"/>
-                <w:sz w:val="18"/>
-                <w:szCs w:val="18"/>
-              </w:rPr>
-              <w:t>).</w:t>
-            </w:r>
-            <w:proofErr w:type="spellStart"/>
-            <w:r>
-              <w:rPr>
-                <w:rFonts w:ascii="Times New Roman" w:eastAsia="Courier New" w:hAnsi="Times New Roman" w:cs="Times New Roman"/>
-                <w:sz w:val="18"/>
-                <w:szCs w:val="18"/>
-              </w:rPr>
-              <w:t>textContent</w:t>
-            </w:r>
-            <w:proofErr w:type="spellEnd"/>
-            <w:proofErr w:type="gramEnd"/>
-            <w:r>
-              <w:rPr>
-                <w:rFonts w:ascii="Times New Roman" w:eastAsia="Courier New" w:hAnsi="Times New Roman" w:cs="Times New Roman"/>
-                <w:sz w:val="18"/>
-                <w:szCs w:val="18"/>
-              </w:rPr>
-              <w:t xml:space="preserve"> = "Decremented to " + count;</w:t>
-            </w:r>
-          </w:p>
-          <w:p>
-            <w:pPr>
-              <w:spacing w:line="252" w:lineRule="auto"/>
-              <w:rPr>
-                <w:rFonts w:ascii="Times New Roman" w:hAnsi="Times New Roman" w:cs="Times New Roman"/>
-              </w:rPr>
-            </w:pPr>
-            <w:r>
-              <w:rPr>
-                <w:rFonts w:ascii="Times New Roman" w:eastAsia="Courier New" w:hAnsi="Times New Roman" w:cs="Times New Roman"/>
-                <w:sz w:val="18"/>
-                <w:szCs w:val="18"/>
-              </w:rPr>
-              <w:t>}</w:t>
-            </w:r>
-          </w:p>
-          <w:p>
-            <w:pPr>
-              <w:spacing w:line="252" w:lineRule="auto"/>
-              <w:rPr>
-                <w:rFonts w:ascii="Times New Roman" w:hAnsi="Times New Roman" w:cs="Times New Roman"/>
-              </w:rPr>
-            </w:pPr>
-          </w:p>
-          <w:p>
-            <w:pPr>
-              <w:spacing w:line="252" w:lineRule="auto"/>
-              <w:rPr>
-                <w:rFonts w:ascii="Times New Roman" w:hAnsi="Times New Roman" w:cs="Times New Roman"/>
-              </w:rPr>
-            </w:pPr>
-            <w:r>
-              <w:rPr>
-                <w:rFonts w:ascii="Times New Roman" w:eastAsia="Courier New" w:hAnsi="Times New Roman" w:cs="Times New Roman"/>
-                <w:sz w:val="18"/>
-                <w:szCs w:val="18"/>
-              </w:rPr>
-              <w:t xml:space="preserve">function </w:t>
-            </w:r>
-            <w:proofErr w:type="spellStart"/>
-            <w:proofErr w:type="gramStart"/>
-            <w:r>
-              <w:rPr>
-                <w:rFonts w:ascii="Times New Roman" w:eastAsia="Courier New" w:hAnsi="Times New Roman" w:cs="Times New Roman"/>
-                <w:sz w:val="18"/>
-                <w:szCs w:val="18"/>
-              </w:rPr>
-              <w:t>resetCount</w:t>
-            </w:r>
-            <w:proofErr w:type="spellEnd"/>
-            <w:r>
-              <w:rPr>
-                <w:rFonts w:ascii="Times New Roman" w:eastAsia="Courier New" w:hAnsi="Times New Roman" w:cs="Times New Roman"/>
-                <w:sz w:val="18"/>
-                <w:szCs w:val="18"/>
-              </w:rPr>
-              <w:t>(</w:t>
-            </w:r>
-            <w:proofErr w:type="gramEnd"/>
-            <w:r>
-              <w:rPr>
-                <w:rFonts w:ascii="Times New Roman" w:eastAsia="Courier New" w:hAnsi="Times New Roman" w:cs="Times New Roman"/>
-                <w:sz w:val="18"/>
-                <w:szCs w:val="18"/>
-              </w:rPr>
-              <w:t>) {</w:t>
-            </w:r>
-          </w:p>
-          <w:p>
-            <w:pPr>
-              <w:spacing w:line="252" w:lineRule="auto"/>
-              <w:rPr>
-                <w:rFonts w:ascii="Times New Roman" w:hAnsi="Times New Roman" w:cs="Times New Roman"/>
-              </w:rPr>
-            </w:pPr>
-            <w:r>
-              <w:rPr>
-                <w:rFonts w:ascii="Times New Roman" w:eastAsia="Courier New" w:hAnsi="Times New Roman" w:cs="Times New Roman"/>
-                <w:sz w:val="18"/>
-                <w:szCs w:val="18"/>
-              </w:rPr>
-              <w:t xml:space="preserve">    count = 0;</w:t>
-            </w:r>
-          </w:p>
-          <w:p>
-            <w:pPr>
-              <w:spacing w:line="252" w:lineRule="auto"/>
-              <w:rPr>
-                <w:rFonts w:ascii="Times New Roman" w:hAnsi="Times New Roman" w:cs="Times New Roman"/>
-              </w:rPr>
-            </w:pPr>
-            <w:r>
-              <w:rPr>
-                <w:rFonts w:ascii="Times New Roman" w:eastAsia="Courier New" w:hAnsi="Times New Roman" w:cs="Times New Roman"/>
-                <w:sz w:val="18"/>
-                <w:szCs w:val="18"/>
-              </w:rPr>
-              <w:t xml:space="preserve">    </w:t>
-            </w:r>
-            <w:proofErr w:type="spellStart"/>
-            <w:proofErr w:type="gramStart"/>
-            <w:r>
-              <w:rPr>
-                <w:rFonts w:ascii="Times New Roman" w:eastAsia="Courier New" w:hAnsi="Times New Roman" w:cs="Times New Roman"/>
-                <w:sz w:val="18"/>
-                <w:szCs w:val="18"/>
-              </w:rPr>
-              <w:t>document.getElementById</w:t>
-            </w:r>
-            <w:proofErr w:type="spellEnd"/>
-            <w:proofErr w:type="gramEnd"/>
-            <w:r>
-              <w:rPr>
-                <w:rFonts w:ascii="Times New Roman" w:eastAsia="Courier New" w:hAnsi="Times New Roman" w:cs="Times New Roman"/>
-                <w:sz w:val="18"/>
-                <w:szCs w:val="18"/>
-              </w:rPr>
-              <w:t>("count-display"</w:t>
-            </w:r>
-            <w:proofErr w:type="gramStart"/>
-            <w:r>
-              <w:rPr>
-                <w:rFonts w:ascii="Times New Roman" w:eastAsia="Courier New" w:hAnsi="Times New Roman" w:cs="Times New Roman"/>
-                <w:sz w:val="18"/>
-                <w:szCs w:val="18"/>
-              </w:rPr>
-              <w:t>).</w:t>
-            </w:r>
-            <w:proofErr w:type="spellStart"/>
-            <w:r>
-              <w:rPr>
-                <w:rFonts w:ascii="Times New Roman" w:eastAsia="Courier New" w:hAnsi="Times New Roman" w:cs="Times New Roman"/>
-                <w:sz w:val="18"/>
-                <w:szCs w:val="18"/>
-              </w:rPr>
-              <w:t>textContent</w:t>
-            </w:r>
-            <w:proofErr w:type="spellEnd"/>
-            <w:proofErr w:type="gramEnd"/>
-            <w:r>
-              <w:rPr>
-                <w:rFonts w:ascii="Times New Roman" w:eastAsia="Courier New" w:hAnsi="Times New Roman" w:cs="Times New Roman"/>
-                <w:sz w:val="18"/>
-                <w:szCs w:val="18"/>
-              </w:rPr>
-              <w:t xml:space="preserve"> = count;</w:t>
-            </w:r>
-          </w:p>
-          <w:p>
-            <w:pPr>
-              <w:spacing w:line="252" w:lineRule="auto"/>
-              <w:rPr>
-                <w:rFonts w:ascii="Times New Roman" w:hAnsi="Times New Roman" w:cs="Times New Roman"/>
-              </w:rPr>
-            </w:pPr>
-            <w:r>
-              <w:rPr>
-                <w:rFonts w:ascii="Times New Roman" w:eastAsia="Courier New" w:hAnsi="Times New Roman" w:cs="Times New Roman"/>
-                <w:sz w:val="18"/>
-                <w:szCs w:val="18"/>
-              </w:rPr>
-              <w:t xml:space="preserve">    </w:t>
-            </w:r>
-            <w:proofErr w:type="spellStart"/>
-            <w:proofErr w:type="gramStart"/>
-            <w:r>
-              <w:rPr>
-                <w:rFonts w:ascii="Times New Roman" w:eastAsia="Courier New" w:hAnsi="Times New Roman" w:cs="Times New Roman"/>
-                <w:sz w:val="18"/>
-                <w:szCs w:val="18"/>
-              </w:rPr>
-              <w:t>document.getElementById</w:t>
-            </w:r>
-            <w:proofErr w:type="spellEnd"/>
-            <w:proofErr w:type="gramEnd"/>
-            <w:r>
-              <w:rPr>
-                <w:rFonts w:ascii="Times New Roman" w:eastAsia="Courier New" w:hAnsi="Times New Roman" w:cs="Times New Roman"/>
-                <w:sz w:val="18"/>
-                <w:szCs w:val="18"/>
-              </w:rPr>
-              <w:t>("count-msg"</w:t>
-            </w:r>
-            <w:proofErr w:type="gramStart"/>
-            <w:r>
-              <w:rPr>
-                <w:rFonts w:ascii="Times New Roman" w:eastAsia="Courier New" w:hAnsi="Times New Roman" w:cs="Times New Roman"/>
-                <w:sz w:val="18"/>
-                <w:szCs w:val="18"/>
-              </w:rPr>
-              <w:t>).</w:t>
-            </w:r>
-            <w:proofErr w:type="spellStart"/>
-            <w:r>
-              <w:rPr>
-                <w:rFonts w:ascii="Times New Roman" w:eastAsia="Courier New" w:hAnsi="Times New Roman" w:cs="Times New Roman"/>
-                <w:sz w:val="18"/>
-                <w:szCs w:val="18"/>
-              </w:rPr>
-              <w:t>textContent</w:t>
-            </w:r>
-            <w:proofErr w:type="spellEnd"/>
-            <w:proofErr w:type="gramEnd"/>
             <w:r>
               <w:rPr>
                 <w:rFonts w:ascii="Times New Roman" w:eastAsia="Courier New" w:hAnsi="Times New Roman" w:cs="Times New Roman"/>
@@ -2094,42 +1860,24 @@
                 <w:sz w:val="18"/>
                 <w:szCs w:val="18"/>
               </w:rPr>
+              <w:t>&lt;button onclick="decrement()"&gt;- Decrement&lt;/button&gt;</w:t>
+            </w:r>
+          </w:p>
+          <w:p>
+            <w:pPr>
+              <w:spacing w:line="252" w:lineRule="auto"/>
+              <w:rPr>
+                <w:rFonts w:ascii="Times New Roman" w:hAnsi="Times New Roman" w:cs="Times New Roman"/>
+              </w:rPr>
+            </w:pPr>
+            <w:r>
+              <w:rPr>
+                <w:rFonts w:ascii="Times New Roman" w:eastAsia="Courier New" w:hAnsi="Times New Roman" w:cs="Times New Roman"/>
+                <w:sz w:val="18"/>
+                <w:szCs w:val="18"/>
+              </w:rPr>
               <w:t>&lt;button onclick="</w:t>
             </w:r>
-            <w:proofErr w:type="gramStart"/>
-            <w:r>
-              <w:rPr>
-                <w:rFonts w:ascii="Times New Roman" w:eastAsia="Courier New" w:hAnsi="Times New Roman" w:cs="Times New Roman"/>
-                <w:sz w:val="18"/>
-                <w:szCs w:val="18"/>
-              </w:rPr>
-              <w:t>decrement(</w:t>
-            </w:r>
-            <w:proofErr w:type="gramEnd"/>
-            <w:r>
-              <w:rPr>
-                <w:rFonts w:ascii="Times New Roman" w:eastAsia="Courier New" w:hAnsi="Times New Roman" w:cs="Times New Roman"/>
-                <w:sz w:val="18"/>
-                <w:szCs w:val="18"/>
-              </w:rPr>
-              <w:t>)"&gt;- Decrement&lt;/button&gt;</w:t>
-            </w:r>
-          </w:p>
-          <w:p>
-            <w:pPr>
-              <w:spacing w:line="252" w:lineRule="auto"/>
-              <w:rPr>
-                <w:rFonts w:ascii="Times New Roman" w:hAnsi="Times New Roman" w:cs="Times New Roman"/>
-              </w:rPr>
-            </w:pPr>
-            <w:r>
-              <w:rPr>
-                <w:rFonts w:ascii="Times New Roman" w:eastAsia="Courier New" w:hAnsi="Times New Roman" w:cs="Times New Roman"/>
-                <w:sz w:val="18"/>
-                <w:szCs w:val="18"/>
-              </w:rPr>
-              <w:t>&lt;button onclick="</w:t>
-            </w:r>
             <w:proofErr w:type="spellStart"/>
             <w:r>
               <w:rPr>
@@ -2163,25 +1911,7 @@
                 <w:szCs w:val="18"/>
               </w:rPr>
               <w:lastRenderedPageBreak/>
-              <w:t>&lt;button onclick="</w:t>
-            </w:r>
-            <w:proofErr w:type="gramStart"/>
-            <w:r>
-              <w:rPr>
-                <w:rFonts w:ascii="Times New Roman" w:eastAsia="Courier New" w:hAnsi="Times New Roman" w:cs="Times New Roman"/>
-                <w:sz w:val="18"/>
-                <w:szCs w:val="18"/>
-              </w:rPr>
-              <w:t>increment(</w:t>
-            </w:r>
-            <w:proofErr w:type="gramEnd"/>
-            <w:r>
-              <w:rPr>
-                <w:rFonts w:ascii="Times New Roman" w:eastAsia="Courier New" w:hAnsi="Times New Roman" w:cs="Times New Roman"/>
-                <w:sz w:val="18"/>
-                <w:szCs w:val="18"/>
-              </w:rPr>
-              <w:t>)"&gt;+ Increment&lt;/button&gt;</w:t>
+              <w:t>&lt;button onclick="increment()"&gt;+ Increment&lt;/button&gt;</w:t>
             </w:r>
           </w:p>
         </w:tc>
@@ -2208,7 +1938,7 @@
           <w:rFonts w:ascii="Times New Roman" w:hAnsi="Times New Roman" w:cs="Times New Roman"/>
           <w:color w:val="auto"/>
         </w:rPr>
-        <w:t>Demo 2 — To-Do List (Arrays + DOM)</w:t>
+        <w:t>Demo 2  To-Do List (Arrays + DOM)</w:t>
       </w:r>
     </w:p>
     <w:p>
@@ -2225,7 +1955,6 @@
         <w:t xml:space="preserve">Tasks are stored in a JavaScript array. Adding an item pushes it to the array; removing one filters it out. The </w:t>
       </w:r>
       <w:proofErr w:type="spellStart"/>
-      <w:proofErr w:type="gramStart"/>
       <w:r>
         <w:rPr>
           <w:rFonts w:ascii="Times New Roman" w:hAnsi="Times New Roman" w:cs="Times New Roman"/>
@@ -2237,14 +1966,7 @@
         <w:rPr>
           <w:rFonts w:ascii="Times New Roman" w:hAnsi="Times New Roman" w:cs="Times New Roman"/>
         </w:rPr>
-        <w:t>(</w:t>
-      </w:r>
-      <w:proofErr w:type="gramEnd"/>
-      <w:r>
-        <w:rPr>
-          <w:rFonts w:ascii="Times New Roman" w:hAnsi="Times New Roman" w:cs="Times New Roman"/>
-        </w:rPr>
-        <w:t>) function rebuilds the list HTML every time the array changes.</w:t>
+        <w:t>() function rebuilds the list HTML every time the array changes.</w:t>
       </w:r>
     </w:p>
     <w:p>
@@ -2327,7 +2049,6 @@
               <w:t xml:space="preserve">function </w:t>
             </w:r>
             <w:proofErr w:type="spellStart"/>
-            <w:proofErr w:type="gramStart"/>
             <w:r>
               <w:rPr>
                 <w:rFonts w:ascii="Times New Roman" w:eastAsia="Courier New" w:hAnsi="Times New Roman" w:cs="Times New Roman"/>
@@ -2343,16 +2064,7 @@
                 <w:sz w:val="18"/>
                 <w:szCs w:val="18"/>
               </w:rPr>
-              <w:t>(</w:t>
-            </w:r>
-            <w:proofErr w:type="gramEnd"/>
-            <w:r>
-              <w:rPr>
-                <w:rFonts w:ascii="Times New Roman" w:eastAsia="Courier New" w:hAnsi="Times New Roman" w:cs="Times New Roman"/>
-                <w:sz w:val="18"/>
-                <w:szCs w:val="18"/>
-              </w:rPr>
-              <w:t>) {</w:t>
+              <w:t>() {</w:t>
             </w:r>
           </w:p>
           <w:p>
@@ -2371,7 +2083,6 @@
               <w:t xml:space="preserve">    const input = </w:t>
             </w:r>
             <w:proofErr w:type="spellStart"/>
-            <w:proofErr w:type="gramStart"/>
             <w:r>
               <w:rPr>
                 <w:rFonts w:ascii="Times New Roman" w:eastAsia="Courier New" w:hAnsi="Times New Roman" w:cs="Times New Roman"/>
@@ -2381,7 +2092,6 @@
               <w:t>document.getElementById</w:t>
             </w:r>
             <w:proofErr w:type="spellEnd"/>
-            <w:proofErr w:type="gramEnd"/>
             <w:r>
               <w:rPr>
                 <w:rFonts w:ascii="Times New Roman" w:eastAsia="Courier New" w:hAnsi="Times New Roman" w:cs="Times New Roman"/>
@@ -2431,19 +2141,9 @@
                 <w:sz w:val="18"/>
                 <w:szCs w:val="18"/>
               </w:rPr>
-              <w:t>input.</w:t>
-            </w:r>
-            <w:proofErr w:type="gramStart"/>
-            <w:r>
-              <w:rPr>
-                <w:rFonts w:ascii="Times New Roman" w:eastAsia="Courier New" w:hAnsi="Times New Roman" w:cs="Times New Roman"/>
-                <w:sz w:val="18"/>
-                <w:szCs w:val="18"/>
-              </w:rPr>
-              <w:t>value.trim</w:t>
-            </w:r>
-            <w:proofErr w:type="spellEnd"/>
-            <w:proofErr w:type="gramEnd"/>
+              <w:t>input.value.trim</w:t>
+            </w:r>
+            <w:proofErr w:type="spellEnd"/>
             <w:r>
               <w:rPr>
                 <w:rFonts w:ascii="Times New Roman" w:eastAsia="Courier New" w:hAnsi="Times New Roman" w:cs="Times New Roman"/>
@@ -2466,25 +2166,7 @@
                 <w:sz w:val="18"/>
                 <w:szCs w:val="18"/>
               </w:rPr>
-              <w:t xml:space="preserve">    if </w:t>
-            </w:r>
-            <w:proofErr w:type="gramStart"/>
-            <w:r>
-              <w:rPr>
-                <w:rFonts w:ascii="Times New Roman" w:eastAsia="Courier New" w:hAnsi="Times New Roman" w:cs="Times New Roman"/>
-                <w:sz w:val="18"/>
-                <w:szCs w:val="18"/>
-              </w:rPr>
-              <w:t>(!text</w:t>
-            </w:r>
-            <w:proofErr w:type="gramEnd"/>
-            <w:r>
-              <w:rPr>
-                <w:rFonts w:ascii="Times New Roman" w:eastAsia="Courier New" w:hAnsi="Times New Roman" w:cs="Times New Roman"/>
-                <w:sz w:val="18"/>
-                <w:szCs w:val="18"/>
-              </w:rPr>
-              <w:t>) return;</w:t>
+              <w:t xml:space="preserve">    if (!text) return;</w:t>
             </w:r>
           </w:p>
           <w:p>
@@ -2503,7 +2185,6 @@
               <w:t xml:space="preserve">    </w:t>
             </w:r>
             <w:proofErr w:type="spellStart"/>
-            <w:proofErr w:type="gramStart"/>
             <w:r>
               <w:rPr>
                 <w:rFonts w:ascii="Times New Roman" w:eastAsia="Courier New" w:hAnsi="Times New Roman" w:cs="Times New Roman"/>
@@ -2519,19 +2200,9 @@
                 <w:sz w:val="18"/>
                 <w:szCs w:val="18"/>
               </w:rPr>
-              <w:t>({ id</w:t>
-            </w:r>
-            <w:proofErr w:type="gramEnd"/>
-            <w:r>
-              <w:rPr>
-                <w:rFonts w:ascii="Times New Roman" w:eastAsia="Courier New" w:hAnsi="Times New Roman" w:cs="Times New Roman"/>
-                <w:sz w:val="18"/>
-                <w:szCs w:val="18"/>
-              </w:rPr>
-              <w:t xml:space="preserve">: </w:t>
-            </w:r>
-            <w:proofErr w:type="spellStart"/>
-            <w:proofErr w:type="gramStart"/>
+              <w:t xml:space="preserve">({ id: </w:t>
+            </w:r>
+            <w:proofErr w:type="spellStart"/>
             <w:r>
               <w:rPr>
                 <w:rFonts w:ascii="Times New Roman" w:eastAsia="Courier New" w:hAnsi="Times New Roman" w:cs="Times New Roman"/>
@@ -2547,34 +2218,7 @@
                 <w:sz w:val="18"/>
                 <w:szCs w:val="18"/>
               </w:rPr>
-              <w:t>(</w:t>
-            </w:r>
-            <w:proofErr w:type="gramEnd"/>
-            <w:r>
-              <w:rPr>
-                <w:rFonts w:ascii="Times New Roman" w:eastAsia="Courier New" w:hAnsi="Times New Roman" w:cs="Times New Roman"/>
-                <w:sz w:val="18"/>
-                <w:szCs w:val="18"/>
-              </w:rPr>
-              <w:t xml:space="preserve">), </w:t>
-            </w:r>
-            <w:proofErr w:type="gramStart"/>
-            <w:r>
-              <w:rPr>
-                <w:rFonts w:ascii="Times New Roman" w:eastAsia="Courier New" w:hAnsi="Times New Roman" w:cs="Times New Roman"/>
-                <w:sz w:val="18"/>
-                <w:szCs w:val="18"/>
-              </w:rPr>
-              <w:t>text }</w:t>
-            </w:r>
-            <w:proofErr w:type="gramEnd"/>
-            <w:r>
-              <w:rPr>
-                <w:rFonts w:ascii="Times New Roman" w:eastAsia="Courier New" w:hAnsi="Times New Roman" w:cs="Times New Roman"/>
-                <w:sz w:val="18"/>
-                <w:szCs w:val="18"/>
-              </w:rPr>
-              <w:t>);</w:t>
+              <w:t>(), text });</w:t>
             </w:r>
           </w:p>
           <w:p>
@@ -2627,7 +2271,6 @@
               <w:t xml:space="preserve">    </w:t>
             </w:r>
             <w:proofErr w:type="spellStart"/>
-            <w:proofErr w:type="gramStart"/>
             <w:r>
               <w:rPr>
                 <w:rFonts w:ascii="Times New Roman" w:eastAsia="Courier New" w:hAnsi="Times New Roman" w:cs="Times New Roman"/>
@@ -2643,16 +2286,7 @@
                 <w:sz w:val="18"/>
                 <w:szCs w:val="18"/>
               </w:rPr>
-              <w:t>(</w:t>
-            </w:r>
-            <w:proofErr w:type="gramEnd"/>
-            <w:r>
-              <w:rPr>
-                <w:rFonts w:ascii="Times New Roman" w:eastAsia="Courier New" w:hAnsi="Times New Roman" w:cs="Times New Roman"/>
-                <w:sz w:val="18"/>
-                <w:szCs w:val="18"/>
-              </w:rPr>
-              <w:t>);</w:t>
+              <w:t>();</w:t>
             </w:r>
           </w:p>
           <w:p>
@@ -2747,7 +2381,6 @@
               <w:t xml:space="preserve"> = </w:t>
             </w:r>
             <w:proofErr w:type="spellStart"/>
-            <w:proofErr w:type="gramStart"/>
             <w:r>
               <w:rPr>
                 <w:rFonts w:ascii="Times New Roman" w:eastAsia="Courier New" w:hAnsi="Times New Roman" w:cs="Times New Roman"/>
@@ -2757,32 +2390,13 @@
               <w:t>todos.filter</w:t>
             </w:r>
             <w:proofErr w:type="spellEnd"/>
-            <w:proofErr w:type="gramEnd"/>
-            <w:r>
-              <w:rPr>
-                <w:rFonts w:ascii="Times New Roman" w:eastAsia="Courier New" w:hAnsi="Times New Roman" w:cs="Times New Roman"/>
-                <w:sz w:val="18"/>
-                <w:szCs w:val="18"/>
-              </w:rPr>
-              <w:t>(t =&gt; t.</w:t>
-            </w:r>
-            <w:proofErr w:type="gramStart"/>
-            <w:r>
-              <w:rPr>
-                <w:rFonts w:ascii="Times New Roman" w:eastAsia="Courier New" w:hAnsi="Times New Roman" w:cs="Times New Roman"/>
-                <w:sz w:val="18"/>
-                <w:szCs w:val="18"/>
-              </w:rPr>
-              <w:t>id !</w:t>
-            </w:r>
-            <w:proofErr w:type="gramEnd"/>
-            <w:r>
-              <w:rPr>
-                <w:rFonts w:ascii="Times New Roman" w:eastAsia="Courier New" w:hAnsi="Times New Roman" w:cs="Times New Roman"/>
-                <w:sz w:val="18"/>
-                <w:szCs w:val="18"/>
-              </w:rPr>
-              <w:t>== id);</w:t>
+            <w:r>
+              <w:rPr>
+                <w:rFonts w:ascii="Times New Roman" w:eastAsia="Courier New" w:hAnsi="Times New Roman" w:cs="Times New Roman"/>
+                <w:sz w:val="18"/>
+                <w:szCs w:val="18"/>
+              </w:rPr>
+              <w:t>(t =&gt; t.id !== id);</w:t>
             </w:r>
           </w:p>
           <w:p>
@@ -2801,7 +2415,6 @@
               <w:t xml:space="preserve">    </w:t>
             </w:r>
             <w:proofErr w:type="spellStart"/>
-            <w:proofErr w:type="gramStart"/>
             <w:r>
               <w:rPr>
                 <w:rFonts w:ascii="Times New Roman" w:eastAsia="Courier New" w:hAnsi="Times New Roman" w:cs="Times New Roman"/>
@@ -2817,16 +2430,7 @@
                 <w:sz w:val="18"/>
                 <w:szCs w:val="18"/>
               </w:rPr>
-              <w:t>(</w:t>
-            </w:r>
-            <w:proofErr w:type="gramEnd"/>
-            <w:r>
-              <w:rPr>
-                <w:rFonts w:ascii="Times New Roman" w:eastAsia="Courier New" w:hAnsi="Times New Roman" w:cs="Times New Roman"/>
-                <w:sz w:val="18"/>
-                <w:szCs w:val="18"/>
-              </w:rPr>
-              <w:t>);</w:t>
+              <w:t>();</w:t>
             </w:r>
           </w:p>
           <w:p>
@@ -2869,7 +2473,6 @@
               <w:t xml:space="preserve">function </w:t>
             </w:r>
             <w:proofErr w:type="spellStart"/>
-            <w:proofErr w:type="gramStart"/>
             <w:r>
               <w:rPr>
                 <w:rFonts w:ascii="Times New Roman" w:eastAsia="Courier New" w:hAnsi="Times New Roman" w:cs="Times New Roman"/>
@@ -2885,16 +2488,7 @@
                 <w:sz w:val="18"/>
                 <w:szCs w:val="18"/>
               </w:rPr>
-              <w:t>(</w:t>
-            </w:r>
-            <w:proofErr w:type="gramEnd"/>
-            <w:r>
-              <w:rPr>
-                <w:rFonts w:ascii="Times New Roman" w:eastAsia="Courier New" w:hAnsi="Times New Roman" w:cs="Times New Roman"/>
-                <w:sz w:val="18"/>
-                <w:szCs w:val="18"/>
-              </w:rPr>
-              <w:t>) {</w:t>
+              <w:t>() {</w:t>
             </w:r>
           </w:p>
           <w:p>
@@ -2913,7 +2507,6 @@
               <w:t xml:space="preserve">    const list = </w:t>
             </w:r>
             <w:proofErr w:type="spellStart"/>
-            <w:proofErr w:type="gramStart"/>
             <w:r>
               <w:rPr>
                 <w:rFonts w:ascii="Times New Roman" w:eastAsia="Courier New" w:hAnsi="Times New Roman" w:cs="Times New Roman"/>
@@ -2923,7 +2516,6 @@
               <w:t>document.getElementById</w:t>
             </w:r>
             <w:proofErr w:type="spellEnd"/>
-            <w:proofErr w:type="gramEnd"/>
             <w:r>
               <w:rPr>
                 <w:rFonts w:ascii="Times New Roman" w:eastAsia="Courier New" w:hAnsi="Times New Roman" w:cs="Times New Roman"/>
@@ -2967,7 +2559,6 @@
               <w:t xml:space="preserve">    </w:t>
             </w:r>
             <w:proofErr w:type="spellStart"/>
-            <w:proofErr w:type="gramStart"/>
             <w:r>
               <w:rPr>
                 <w:rFonts w:ascii="Times New Roman" w:eastAsia="Courier New" w:hAnsi="Times New Roman" w:cs="Times New Roman"/>
@@ -2977,7 +2568,6 @@
               <w:t>list.innerHTML</w:t>
             </w:r>
             <w:proofErr w:type="spellEnd"/>
-            <w:proofErr w:type="gramEnd"/>
             <w:r>
               <w:rPr>
                 <w:rFonts w:ascii="Times New Roman" w:eastAsia="Courier New" w:hAnsi="Times New Roman" w:cs="Times New Roman"/>
@@ -2987,7 +2577,6 @@
               <w:t xml:space="preserve"> = </w:t>
             </w:r>
             <w:proofErr w:type="spellStart"/>
-            <w:proofErr w:type="gramStart"/>
             <w:r>
               <w:rPr>
                 <w:rFonts w:ascii="Times New Roman" w:eastAsia="Courier New" w:hAnsi="Times New Roman" w:cs="Times New Roman"/>
@@ -3003,16 +2592,7 @@
                 <w:sz w:val="18"/>
                 <w:szCs w:val="18"/>
               </w:rPr>
-              <w:t>(</w:t>
-            </w:r>
-            <w:proofErr w:type="gramEnd"/>
-            <w:r>
-              <w:rPr>
-                <w:rFonts w:ascii="Times New Roman" w:eastAsia="Courier New" w:hAnsi="Times New Roman" w:cs="Times New Roman"/>
-                <w:sz w:val="18"/>
-                <w:szCs w:val="18"/>
-              </w:rPr>
-              <w:t>t =&gt;</w:t>
+              <w:t>(t =&gt;</w:t>
             </w:r>
           </w:p>
           <w:p>
@@ -3198,25 +2778,7 @@
                 <w:sz w:val="18"/>
                 <w:szCs w:val="18"/>
               </w:rPr>
-              <w:t xml:space="preserve">    </w:t>
-            </w:r>
-            <w:proofErr w:type="gramStart"/>
-            <w:r>
-              <w:rPr>
-                <w:rFonts w:ascii="Times New Roman" w:eastAsia="Courier New" w:hAnsi="Times New Roman" w:cs="Times New Roman"/>
-                <w:sz w:val="18"/>
-                <w:szCs w:val="18"/>
-              </w:rPr>
-              <w:t>).join</w:t>
-            </w:r>
-            <w:proofErr w:type="gramEnd"/>
-            <w:r>
-              <w:rPr>
-                <w:rFonts w:ascii="Times New Roman" w:eastAsia="Courier New" w:hAnsi="Times New Roman" w:cs="Times New Roman"/>
-                <w:sz w:val="18"/>
-                <w:szCs w:val="18"/>
-              </w:rPr>
-              <w:t>("");</w:t>
+              <w:t xml:space="preserve">    ).join("");</w:t>
             </w:r>
           </w:p>
           <w:p>
@@ -3314,7 +2876,6 @@
               <w:t xml:space="preserve">async function </w:t>
             </w:r>
             <w:proofErr w:type="spellStart"/>
-            <w:proofErr w:type="gramStart"/>
             <w:r>
               <w:rPr>
                 <w:rFonts w:ascii="Times New Roman" w:eastAsia="Courier New" w:hAnsi="Times New Roman" w:cs="Times New Roman"/>
@@ -3330,16 +2891,7 @@
                 <w:sz w:val="18"/>
                 <w:szCs w:val="18"/>
               </w:rPr>
-              <w:t>(</w:t>
-            </w:r>
-            <w:proofErr w:type="gramEnd"/>
-            <w:r>
-              <w:rPr>
-                <w:rFonts w:ascii="Times New Roman" w:eastAsia="Courier New" w:hAnsi="Times New Roman" w:cs="Times New Roman"/>
-                <w:sz w:val="18"/>
-                <w:szCs w:val="18"/>
-              </w:rPr>
-              <w:t>) {</w:t>
+              <w:t>() {</w:t>
             </w:r>
           </w:p>
           <w:p>
@@ -3358,7 +2910,6 @@
               <w:t xml:space="preserve">    const output = </w:t>
             </w:r>
             <w:proofErr w:type="spellStart"/>
-            <w:proofErr w:type="gramStart"/>
             <w:r>
               <w:rPr>
                 <w:rFonts w:ascii="Times New Roman" w:eastAsia="Courier New" w:hAnsi="Times New Roman" w:cs="Times New Roman"/>
@@ -3368,7 +2919,6 @@
               <w:t>document.getElementById</w:t>
             </w:r>
             <w:proofErr w:type="spellEnd"/>
-            <w:proofErr w:type="gramEnd"/>
             <w:r>
               <w:rPr>
                 <w:rFonts w:ascii="Times New Roman" w:eastAsia="Courier New" w:hAnsi="Times New Roman" w:cs="Times New Roman"/>
@@ -3394,7 +2944,6 @@
               <w:t xml:space="preserve">    </w:t>
             </w:r>
             <w:proofErr w:type="spellStart"/>
-            <w:proofErr w:type="gramStart"/>
             <w:r>
               <w:rPr>
                 <w:rFonts w:ascii="Times New Roman" w:eastAsia="Courier New" w:hAnsi="Times New Roman" w:cs="Times New Roman"/>
@@ -3404,7 +2953,6 @@
               <w:t>output.textContent</w:t>
             </w:r>
             <w:proofErr w:type="spellEnd"/>
-            <w:proofErr w:type="gramEnd"/>
             <w:r>
               <w:rPr>
                 <w:rFonts w:ascii="Times New Roman" w:eastAsia="Courier New" w:hAnsi="Times New Roman" w:cs="Times New Roman"/>
@@ -3451,18 +2999,8 @@
                 <w:sz w:val="18"/>
                 <w:szCs w:val="18"/>
               </w:rPr>
-              <w:t xml:space="preserve">        const response = await </w:t>
-            </w:r>
-            <w:proofErr w:type="gramStart"/>
-            <w:r>
-              <w:rPr>
-                <w:rFonts w:ascii="Times New Roman" w:eastAsia="Courier New" w:hAnsi="Times New Roman" w:cs="Times New Roman"/>
-                <w:sz w:val="18"/>
-                <w:szCs w:val="18"/>
-              </w:rPr>
-              <w:t>fetch(</w:t>
-            </w:r>
-            <w:proofErr w:type="gramEnd"/>
+              <w:t xml:space="preserve">        const response = await fetch(</w:t>
+            </w:r>
           </w:p>
           <w:p>
             <w:pPr>
@@ -3530,7 +3068,6 @@
               <w:t xml:space="preserve">        const data = await </w:t>
             </w:r>
             <w:proofErr w:type="spellStart"/>
-            <w:proofErr w:type="gramStart"/>
             <w:r>
               <w:rPr>
                 <w:rFonts w:ascii="Times New Roman" w:eastAsia="Courier New" w:hAnsi="Times New Roman" w:cs="Times New Roman"/>
@@ -3540,7 +3077,6 @@
               <w:t>response.json</w:t>
             </w:r>
             <w:proofErr w:type="spellEnd"/>
-            <w:proofErr w:type="gramEnd"/>
             <w:r>
               <w:rPr>
                 <w:rFonts w:ascii="Times New Roman" w:eastAsia="Courier New" w:hAnsi="Times New Roman" w:cs="Times New Roman"/>
@@ -3566,7 +3102,6 @@
               <w:t xml:space="preserve">        </w:t>
             </w:r>
             <w:proofErr w:type="spellStart"/>
-            <w:proofErr w:type="gramStart"/>
             <w:r>
               <w:rPr>
                 <w:rFonts w:ascii="Times New Roman" w:eastAsia="Courier New" w:hAnsi="Times New Roman" w:cs="Times New Roman"/>
@@ -3576,7 +3111,6 @@
               <w:t>output.innerHTML</w:t>
             </w:r>
             <w:proofErr w:type="spellEnd"/>
-            <w:proofErr w:type="gramEnd"/>
             <w:r>
               <w:rPr>
                 <w:rFonts w:ascii="Times New Roman" w:eastAsia="Courier New" w:hAnsi="Times New Roman" w:cs="Times New Roman"/>
@@ -3602,7 +3136,6 @@
               <w:t xml:space="preserve">            `&lt;strong&gt;${</w:t>
             </w:r>
             <w:proofErr w:type="spellStart"/>
-            <w:proofErr w:type="gramStart"/>
             <w:r>
               <w:rPr>
                 <w:rFonts w:ascii="Times New Roman" w:eastAsia="Courier New" w:hAnsi="Times New Roman" w:cs="Times New Roman"/>
@@ -3612,7 +3145,6 @@
               <w:t>data.setup</w:t>
             </w:r>
             <w:proofErr w:type="spellEnd"/>
-            <w:proofErr w:type="gramEnd"/>
             <w:r>
               <w:rPr>
                 <w:rFonts w:ascii="Times New Roman" w:eastAsia="Courier New" w:hAnsi="Times New Roman" w:cs="Times New Roman"/>
@@ -3640,7 +3172,6 @@
               <w:t>&gt;${</w:t>
             </w:r>
             <w:proofErr w:type="spellStart"/>
-            <w:proofErr w:type="gramStart"/>
             <w:r>
               <w:rPr>
                 <w:rFonts w:ascii="Times New Roman" w:eastAsia="Courier New" w:hAnsi="Times New Roman" w:cs="Times New Roman"/>
@@ -3650,7 +3181,6 @@
               <w:t>data.punchline</w:t>
             </w:r>
             <w:proofErr w:type="spellEnd"/>
-            <w:proofErr w:type="gramEnd"/>
             <w:r>
               <w:rPr>
                 <w:rFonts w:ascii="Times New Roman" w:eastAsia="Courier New" w:hAnsi="Times New Roman" w:cs="Times New Roman"/>
@@ -3700,7 +3230,6 @@
               <w:t xml:space="preserve">        </w:t>
             </w:r>
             <w:proofErr w:type="spellStart"/>
-            <w:proofErr w:type="gramStart"/>
             <w:r>
               <w:rPr>
                 <w:rFonts w:ascii="Times New Roman" w:eastAsia="Courier New" w:hAnsi="Times New Roman" w:cs="Times New Roman"/>
@@ -3710,7 +3239,6 @@
               <w:t>output.textContent</w:t>
             </w:r>
             <w:proofErr w:type="spellEnd"/>
-            <w:proofErr w:type="gramEnd"/>
             <w:r>
               <w:rPr>
                 <w:rFonts w:ascii="Times New Roman" w:eastAsia="Courier New" w:hAnsi="Times New Roman" w:cs="Times New Roman"/>
@@ -3790,29 +3318,31 @@
           <w:rFonts w:ascii="Times New Roman" w:hAnsi="Times New Roman" w:cs="Times New Roman"/>
         </w:rPr>
       </w:pPr>
-      <w:proofErr w:type="gramStart"/>
       <w:r>
         <w:rPr>
           <w:rFonts w:ascii="Times New Roman" w:hAnsi="Times New Roman" w:cs="Times New Roman"/>
           <w:b/>
           <w:bCs/>
         </w:rPr>
-        <w:t>fetch(</w:t>
-      </w:r>
-      <w:proofErr w:type="gramEnd"/>
-      <w:r>
-        <w:rPr>
-          <w:rFonts w:ascii="Times New Roman" w:hAnsi="Times New Roman" w:cs="Times New Roman"/>
-          <w:b/>
-          <w:bCs/>
-        </w:rPr>
-        <w:t>)</w:t>
-      </w:r>
-      <w:r>
-        <w:rPr>
-          <w:rFonts w:ascii="Times New Roman" w:hAnsi="Times New Roman" w:cs="Times New Roman"/>
-        </w:rPr>
-        <w:t xml:space="preserve"> — sends a GET request to the public joke API URL.</w:t>
+        <w:t>fetch()</w:t>
+      </w:r>
+      <w:r>
+        <w:rPr>
+          <w:rFonts w:ascii="Times New Roman" w:hAnsi="Times New Roman" w:cs="Times New Roman"/>
+        </w:rPr>
+        <w:t xml:space="preserve"> </w:t>
+      </w:r>
+      <w:r>
+        <w:rPr>
+          <w:rFonts w:ascii="Times New Roman" w:hAnsi="Times New Roman" w:cs="Times New Roman"/>
+        </w:rPr>
+        <w:t>:</w:t>
+      </w:r>
+      <w:r>
+        <w:rPr>
+          <w:rFonts w:ascii="Times New Roman" w:hAnsi="Times New Roman" w:cs="Times New Roman"/>
+        </w:rPr>
+        <w:t xml:space="preserve"> sends a GET request to the public joke API URL.</w:t>
       </w:r>
     </w:p>
     <w:p>
@@ -3839,7 +3369,19 @@
         <w:rPr>
           <w:rFonts w:ascii="Times New Roman" w:hAnsi="Times New Roman" w:cs="Times New Roman"/>
         </w:rPr>
-        <w:t xml:space="preserve"> — pauses execution until the server responds, without blocking the browser.</w:t>
+        <w:t xml:space="preserve"> </w:t>
+      </w:r>
+      <w:r>
+        <w:rPr>
+          <w:rFonts w:ascii="Times New Roman" w:hAnsi="Times New Roman" w:cs="Times New Roman"/>
+        </w:rPr>
+        <w:t xml:space="preserve">: </w:t>
+      </w:r>
+      <w:r>
+        <w:rPr>
+          <w:rFonts w:ascii="Times New Roman" w:hAnsi="Times New Roman" w:cs="Times New Roman"/>
+        </w:rPr>
+        <w:t>pauses execution until the server responds, without blocking the browser.</w:t>
       </w:r>
     </w:p>
     <w:p>
@@ -3855,7 +3397,6 @@
         </w:rPr>
       </w:pPr>
       <w:proofErr w:type="spellStart"/>
-      <w:proofErr w:type="gramStart"/>
       <w:r>
         <w:rPr>
           <w:rFonts w:ascii="Times New Roman" w:hAnsi="Times New Roman" w:cs="Times New Roman"/>
@@ -3865,7 +3406,6 @@
         <w:t>response.json</w:t>
       </w:r>
       <w:proofErr w:type="spellEnd"/>
-      <w:proofErr w:type="gramEnd"/>
       <w:r>
         <w:rPr>
           <w:rFonts w:ascii="Times New Roman" w:hAnsi="Times New Roman" w:cs="Times New Roman"/>
@@ -3878,7 +3418,19 @@
         <w:rPr>
           <w:rFonts w:ascii="Times New Roman" w:hAnsi="Times New Roman" w:cs="Times New Roman"/>
         </w:rPr>
-        <w:t xml:space="preserve"> — parses the raw HTTP response as a JavaScript object.</w:t>
+        <w:t xml:space="preserve"> </w:t>
+      </w:r>
+      <w:r>
+        <w:rPr>
+          <w:rFonts w:ascii="Times New Roman" w:hAnsi="Times New Roman" w:cs="Times New Roman"/>
+        </w:rPr>
+        <w:t>:</w:t>
+      </w:r>
+      <w:r>
+        <w:rPr>
+          <w:rFonts w:ascii="Times New Roman" w:hAnsi="Times New Roman" w:cs="Times New Roman"/>
+        </w:rPr>
+        <w:t xml:space="preserve"> parses the raw HTTP response as a JavaScript object.</w:t>
       </w:r>
     </w:p>
     <w:p>
@@ -3905,7 +3457,19 @@
         <w:rPr>
           <w:rFonts w:ascii="Times New Roman" w:hAnsi="Times New Roman" w:cs="Times New Roman"/>
         </w:rPr>
-        <w:t xml:space="preserve"> — catches network errors so the page doesn't crash.</w:t>
+        <w:t xml:space="preserve"> </w:t>
+      </w:r>
+      <w:r>
+        <w:rPr>
+          <w:rFonts w:ascii="Times New Roman" w:hAnsi="Times New Roman" w:cs="Times New Roman"/>
+        </w:rPr>
+        <w:t>:</w:t>
+      </w:r>
+      <w:r>
+        <w:rPr>
+          <w:rFonts w:ascii="Times New Roman" w:hAnsi="Times New Roman" w:cs="Times New Roman"/>
+        </w:rPr>
+        <w:t xml:space="preserve"> catches network errors so the page doesn't crash.</w:t>
       </w:r>
     </w:p>
     <w:p>
@@ -4067,25 +3631,7 @@
                 <w:sz w:val="18"/>
                 <w:szCs w:val="18"/>
               </w:rPr>
-              <w:t xml:space="preserve">    </w:t>
-            </w:r>
-            <w:proofErr w:type="gramStart"/>
-            <w:r>
-              <w:rPr>
-                <w:rFonts w:ascii="Times New Roman" w:eastAsia="Courier New" w:hAnsi="Times New Roman" w:cs="Times New Roman"/>
-                <w:sz w:val="18"/>
-                <w:szCs w:val="18"/>
-              </w:rPr>
-              <w:t>console.log(</w:t>
-            </w:r>
-            <w:proofErr w:type="gramEnd"/>
-            <w:r>
-              <w:rPr>
-                <w:rFonts w:ascii="Times New Roman" w:eastAsia="Courier New" w:hAnsi="Times New Roman" w:cs="Times New Roman"/>
-                <w:sz w:val="18"/>
-                <w:szCs w:val="18"/>
-              </w:rPr>
-              <w:t xml:space="preserve">"Number: " + </w:t>
+              <w:t xml:space="preserve">    console.log("Number: " + </w:t>
             </w:r>
             <w:proofErr w:type="spellStart"/>
             <w:r>
@@ -4415,43 +3961,7 @@
                 <w:sz w:val="18"/>
                 <w:szCs w:val="18"/>
               </w:rPr>
-              <w:t xml:space="preserve">const result = score &gt;= </w:t>
-            </w:r>
-            <w:proofErr w:type="gramStart"/>
-            <w:r>
-              <w:rPr>
-                <w:rFonts w:ascii="Times New Roman" w:eastAsia="Courier New" w:hAnsi="Times New Roman" w:cs="Times New Roman"/>
-                <w:sz w:val="18"/>
-                <w:szCs w:val="18"/>
-              </w:rPr>
-              <w:t>70 ?</w:t>
-            </w:r>
-            <w:proofErr w:type="gramEnd"/>
-            <w:r>
-              <w:rPr>
-                <w:rFonts w:ascii="Times New Roman" w:eastAsia="Courier New" w:hAnsi="Times New Roman" w:cs="Times New Roman"/>
-                <w:sz w:val="18"/>
-                <w:szCs w:val="18"/>
-              </w:rPr>
-              <w:t xml:space="preserve"> "Pass</w:t>
-            </w:r>
-            <w:proofErr w:type="gramStart"/>
-            <w:r>
-              <w:rPr>
-                <w:rFonts w:ascii="Times New Roman" w:eastAsia="Courier New" w:hAnsi="Times New Roman" w:cs="Times New Roman"/>
-                <w:sz w:val="18"/>
-                <w:szCs w:val="18"/>
-              </w:rPr>
-              <w:t>" :</w:t>
-            </w:r>
-            <w:proofErr w:type="gramEnd"/>
-            <w:r>
-              <w:rPr>
-                <w:rFonts w:ascii="Times New Roman" w:eastAsia="Courier New" w:hAnsi="Times New Roman" w:cs="Times New Roman"/>
-                <w:sz w:val="18"/>
-                <w:szCs w:val="18"/>
-              </w:rPr>
-              <w:t xml:space="preserve"> "Fail";</w:t>
+              <w:t>const result = score &gt;= 70 ? "Pass" : "Fail";</w:t>
             </w:r>
           </w:p>
         </w:tc>
@@ -4579,25 +4089,7 @@
         <w:sz w:val="18"/>
         <w:szCs w:val="18"/>
       </w:rPr>
-      <w:t xml:space="preserve">CET138 Assignment </w:t>
-    </w:r>
-    <w:proofErr w:type="gramStart"/>
-    <w:r>
-      <w:rPr>
-        <w:color w:val="777777"/>
-        <w:sz w:val="18"/>
-        <w:szCs w:val="18"/>
-      </w:rPr>
-      <w:t>1  |</w:t>
-    </w:r>
-    <w:proofErr w:type="gramEnd"/>
-    <w:r>
-      <w:rPr>
-        <w:color w:val="777777"/>
-        <w:sz w:val="18"/>
-        <w:szCs w:val="18"/>
-      </w:rPr>
-      <w:t xml:space="preserve">  Section 05: JavaScript</w:t>
+      <w:t>CET138 Assignment 1  |  Section 05: JavaScript</w:t>
     </w:r>
     <w:r>
       <w:rPr>
